--- a/Adding new table in Goldengate Process.docx
+++ b/Adding new table in Goldengate Process.docx
@@ -15759,18 +15759,33 @@
 </file>
 
 <file path=customXml/item3.xml><?xml version="1.0" encoding="utf-8"?>
-<ct:contentTypeSchema xmlns:ct="http://schemas.microsoft.com/office/2006/metadata/contentType" xmlns:ma="http://schemas.microsoft.com/office/2006/metadata/properties/metaAttributes" ct:_="" ma:_="" ma:contentTypeName="Document" ma:contentTypeID="0x010100767FAE04F834E34A9EEA8AD6E4242938" ma:contentTypeVersion="7" ma:contentTypeDescription="Create a new document." ma:contentTypeScope="" ma:versionID="cdef792a235431a3d0d9afc5170c3e5d">
-  <xsd:schema xmlns:xsd="http://www.w3.org/2001/XMLSchema" xmlns:xs="http://www.w3.org/2001/XMLSchema" xmlns:p="http://schemas.microsoft.com/office/2006/metadata/properties" xmlns:ns1="http://schemas.microsoft.com/sharepoint/v3" xmlns:ns2="130dd353-cb67-4292-b92f-89bfa799336f" targetNamespace="http://schemas.microsoft.com/office/2006/metadata/properties" ma:root="true" ma:fieldsID="ff935b54bc7b52db1130d81b4019e6ec" ns1:_="" ns2:_="">
+<ct:contentTypeSchema xmlns:ct="http://schemas.microsoft.com/office/2006/metadata/contentType" xmlns:ma="http://schemas.microsoft.com/office/2006/metadata/properties/metaAttributes" ct:_="" ma:_="" ma:contentTypeName="dokument" ma:contentTypeID="0x010100F571930FED329440B76EE5069614FA5F" ma:contentTypeVersion="17" ma:contentTypeDescription="Skapa ett nytt dokument." ma:contentTypeScope="" ma:versionID="f157c254ef9ac2ef0b1b15d49bf37609">
+  <xsd:schema xmlns:xsd="http://www.w3.org/2001/XMLSchema" xmlns:xs="http://www.w3.org/2001/XMLSchema" xmlns:p="http://schemas.microsoft.com/office/2006/metadata/properties" xmlns:ns1="http://schemas.microsoft.com/sharepoint/v3" xmlns:ns2="c5d94a20-3873-4c4b-9d8f-a47c73898d23" xmlns:ns3="f11c7b47-9a1a-426f-801a-3d5d725393d5" targetNamespace="http://schemas.microsoft.com/office/2006/metadata/properties" ma:root="true" ma:fieldsID="4ecad73708c6c1572ff382c89153256f" ns1:_="" ns2:_="" ns3:_="">
     <xsd:import namespace="http://schemas.microsoft.com/sharepoint/v3"/>
-    <xsd:import namespace="130dd353-cb67-4292-b92f-89bfa799336f"/>
+    <xsd:import namespace="c5d94a20-3873-4c4b-9d8f-a47c73898d23"/>
+    <xsd:import namespace="f11c7b47-9a1a-426f-801a-3d5d725393d5"/>
     <xsd:element name="properties">
       <xsd:complexType>
         <xsd:sequence>
           <xsd:element name="documentManagement">
             <xsd:complexType>
               <xsd:all>
-                <xsd:element ref="ns1:_dlc_Exempt" minOccurs="0"/>
-                <xsd:element ref="ns2:SharedWithUsers" minOccurs="0"/>
+                <xsd:element ref="ns2:MediaServiceMetadata" minOccurs="0"/>
+                <xsd:element ref="ns2:MediaServiceFastMetadata" minOccurs="0"/>
+                <xsd:element ref="ns2:MediaServiceSearchProperties" minOccurs="0"/>
+                <xsd:element ref="ns2:MediaServiceObjectDetectorVersions" minOccurs="0"/>
+                <xsd:element ref="ns2:lcf76f155ced4ddcb4097134ff3c332f" minOccurs="0"/>
+                <xsd:element ref="ns3:TaxCatchAll" minOccurs="0"/>
+                <xsd:element ref="ns2:MediaServiceDateTaken" minOccurs="0"/>
+                <xsd:element ref="ns2:MediaServiceOCR" minOccurs="0"/>
+                <xsd:element ref="ns2:MediaServiceGenerationTime" minOccurs="0"/>
+                <xsd:element ref="ns2:MediaServiceEventHashCode" minOccurs="0"/>
+                <xsd:element ref="ns1:_ip_UnifiedCompliancePolicyProperties" minOccurs="0"/>
+                <xsd:element ref="ns1:_ip_UnifiedCompliancePolicyUIAction" minOccurs="0"/>
+                <xsd:element ref="ns2:MediaLengthInSeconds" minOccurs="0"/>
+                <xsd:element ref="ns2:MediaServiceLocation" minOccurs="0"/>
+                <xsd:element ref="ns2:Kommentar" minOccurs="0"/>
+                <xsd:element ref="ns2:MediaServiceBillingMetadata" minOccurs="0"/>
               </xsd:all>
             </xsd:complexType>
           </xsd:element>
@@ -15781,29 +15796,101 @@
   <xsd:schema xmlns:xsd="http://www.w3.org/2001/XMLSchema" xmlns:xs="http://www.w3.org/2001/XMLSchema" xmlns:dms="http://schemas.microsoft.com/office/2006/documentManagement/types" xmlns:pc="http://schemas.microsoft.com/office/infopath/2007/PartnerControls" targetNamespace="http://schemas.microsoft.com/sharepoint/v3" elementFormDefault="qualified">
     <xsd:import namespace="http://schemas.microsoft.com/office/2006/documentManagement/types"/>
     <xsd:import namespace="http://schemas.microsoft.com/office/infopath/2007/PartnerControls"/>
-    <xsd:element name="_dlc_Exempt" ma:index="8" nillable="true" ma:displayName="Exempt from Policy" ma:hidden="true" ma:internalName="_dlc_Exempt" ma:readOnly="true">
+    <xsd:element name="_ip_UnifiedCompliancePolicyProperties" ma:index="19" nillable="true" ma:displayName="Egenskaper för enhetlig efterlevnadsprincip" ma:hidden="true" ma:internalName="_ip_UnifiedCompliancePolicyProperties">
+      <xsd:simpleType>
+        <xsd:restriction base="dms:Note"/>
+      </xsd:simpleType>
+    </xsd:element>
+    <xsd:element name="_ip_UnifiedCompliancePolicyUIAction" ma:index="20" nillable="true" ma:displayName="Gränssnittsåtgärd för enhetlig efterlevnadsprincip" ma:hidden="true" ma:internalName="_ip_UnifiedCompliancePolicyUIAction">
+      <xsd:simpleType>
+        <xsd:restriction base="dms:Text"/>
+      </xsd:simpleType>
+    </xsd:element>
+  </xsd:schema>
+  <xsd:schema xmlns:xsd="http://www.w3.org/2001/XMLSchema" xmlns:xs="http://www.w3.org/2001/XMLSchema" xmlns:dms="http://schemas.microsoft.com/office/2006/documentManagement/types" xmlns:pc="http://schemas.microsoft.com/office/infopath/2007/PartnerControls" targetNamespace="c5d94a20-3873-4c4b-9d8f-a47c73898d23" elementFormDefault="qualified">
+    <xsd:import namespace="http://schemas.microsoft.com/office/2006/documentManagement/types"/>
+    <xsd:import namespace="http://schemas.microsoft.com/office/infopath/2007/PartnerControls"/>
+    <xsd:element name="MediaServiceMetadata" ma:index="8" nillable="true" ma:displayName="MediaServiceMetadata" ma:hidden="true" ma:internalName="MediaServiceMetadata" ma:readOnly="true">
+      <xsd:simpleType>
+        <xsd:restriction base="dms:Note"/>
+      </xsd:simpleType>
+    </xsd:element>
+    <xsd:element name="MediaServiceFastMetadata" ma:index="9" nillable="true" ma:displayName="MediaServiceFastMetadata" ma:hidden="true" ma:internalName="MediaServiceFastMetadata" ma:readOnly="true">
+      <xsd:simpleType>
+        <xsd:restriction base="dms:Note"/>
+      </xsd:simpleType>
+    </xsd:element>
+    <xsd:element name="MediaServiceSearchProperties" ma:index="10" nillable="true" ma:displayName="MediaServiceSearchProperties" ma:hidden="true" ma:internalName="MediaServiceSearchProperties" ma:readOnly="true">
+      <xsd:simpleType>
+        <xsd:restriction base="dms:Note"/>
+      </xsd:simpleType>
+    </xsd:element>
+    <xsd:element name="MediaServiceObjectDetectorVersions" ma:index="11" nillable="true" ma:displayName="MediaServiceObjectDetectorVersions" ma:hidden="true" ma:indexed="true" ma:internalName="MediaServiceObjectDetectorVersions" ma:readOnly="true">
+      <xsd:simpleType>
+        <xsd:restriction base="dms:Text"/>
+      </xsd:simpleType>
+    </xsd:element>
+    <xsd:element name="lcf76f155ced4ddcb4097134ff3c332f" ma:index="13" nillable="true" ma:taxonomy="true" ma:internalName="lcf76f155ced4ddcb4097134ff3c332f" ma:taxonomyFieldName="MediaServiceImageTags" ma:displayName="Bildmarkeringar" ma:readOnly="false" ma:fieldId="{5cf76f15-5ced-4ddc-b409-7134ff3c332f}" ma:taxonomyMulti="true" ma:sspId="6b3ab1f4-0fdd-427f-9e4a-940596698fec" ma:termSetId="09814cd3-568e-fe90-9814-8d621ff8fb84" ma:anchorId="fba54fb3-c3e1-fe81-a776-ca4b69148c4d" ma:open="true" ma:isKeyword="false">
+      <xsd:complexType>
+        <xsd:sequence>
+          <xsd:element ref="pc:Terms" minOccurs="0" maxOccurs="1"/>
+        </xsd:sequence>
+      </xsd:complexType>
+    </xsd:element>
+    <xsd:element name="MediaServiceDateTaken" ma:index="15" nillable="true" ma:displayName="MediaServiceDateTaken" ma:hidden="true" ma:indexed="true" ma:internalName="MediaServiceDateTaken" ma:readOnly="true">
+      <xsd:simpleType>
+        <xsd:restriction base="dms:Text"/>
+      </xsd:simpleType>
+    </xsd:element>
+    <xsd:element name="MediaServiceOCR" ma:index="16" nillable="true" ma:displayName="Extracted Text" ma:internalName="MediaServiceOCR" ma:readOnly="true">
+      <xsd:simpleType>
+        <xsd:restriction base="dms:Note">
+          <xsd:maxLength value="255"/>
+        </xsd:restriction>
+      </xsd:simpleType>
+    </xsd:element>
+    <xsd:element name="MediaServiceGenerationTime" ma:index="17" nillable="true" ma:displayName="MediaServiceGenerationTime" ma:hidden="true" ma:internalName="MediaServiceGenerationTime" ma:readOnly="true">
+      <xsd:simpleType>
+        <xsd:restriction base="dms:Text"/>
+      </xsd:simpleType>
+    </xsd:element>
+    <xsd:element name="MediaServiceEventHashCode" ma:index="18" nillable="true" ma:displayName="MediaServiceEventHashCode" ma:hidden="true" ma:internalName="MediaServiceEventHashCode" ma:readOnly="true">
+      <xsd:simpleType>
+        <xsd:restriction base="dms:Text"/>
+      </xsd:simpleType>
+    </xsd:element>
+    <xsd:element name="MediaLengthInSeconds" ma:index="21" nillable="true" ma:displayName="MediaLengthInSeconds" ma:hidden="true" ma:internalName="MediaLengthInSeconds" ma:readOnly="true">
       <xsd:simpleType>
         <xsd:restriction base="dms:Unknown"/>
       </xsd:simpleType>
     </xsd:element>
+    <xsd:element name="MediaServiceLocation" ma:index="22" nillable="true" ma:displayName="Location" ma:indexed="true" ma:internalName="MediaServiceLocation" ma:readOnly="true">
+      <xsd:simpleType>
+        <xsd:restriction base="dms:Text"/>
+      </xsd:simpleType>
+    </xsd:element>
+    <xsd:element name="Kommentar" ma:index="23" nillable="true" ma:displayName="Kommentar" ma:format="Dropdown" ma:internalName="Kommentar">
+      <xsd:simpleType>
+        <xsd:restriction base="dms:Text">
+          <xsd:maxLength value="255"/>
+        </xsd:restriction>
+      </xsd:simpleType>
+    </xsd:element>
+    <xsd:element name="MediaServiceBillingMetadata" ma:index="24" nillable="true" ma:displayName="MediaServiceBillingMetadata" ma:hidden="true" ma:internalName="MediaServiceBillingMetadata" ma:readOnly="true">
+      <xsd:simpleType>
+        <xsd:restriction base="dms:Note"/>
+      </xsd:simpleType>
+    </xsd:element>
   </xsd:schema>
-  <xsd:schema xmlns:xsd="http://www.w3.org/2001/XMLSchema" xmlns:xs="http://www.w3.org/2001/XMLSchema" xmlns:dms="http://schemas.microsoft.com/office/2006/documentManagement/types" xmlns:pc="http://schemas.microsoft.com/office/infopath/2007/PartnerControls" targetNamespace="130dd353-cb67-4292-b92f-89bfa799336f" elementFormDefault="qualified">
+  <xsd:schema xmlns:xsd="http://www.w3.org/2001/XMLSchema" xmlns:xs="http://www.w3.org/2001/XMLSchema" xmlns:dms="http://schemas.microsoft.com/office/2006/documentManagement/types" xmlns:pc="http://schemas.microsoft.com/office/infopath/2007/PartnerControls" targetNamespace="f11c7b47-9a1a-426f-801a-3d5d725393d5" elementFormDefault="qualified">
     <xsd:import namespace="http://schemas.microsoft.com/office/2006/documentManagement/types"/>
     <xsd:import namespace="http://schemas.microsoft.com/office/infopath/2007/PartnerControls"/>
-    <xsd:element name="SharedWithUsers" ma:index="9" nillable="true" ma:displayName="Shared With" ma:internalName="SharedWithUsers" ma:readOnly="true">
+    <xsd:element name="TaxCatchAll" ma:index="14" nillable="true" ma:displayName="Taxonomy Catch All Column" ma:hidden="true" ma:list="{f15eda1c-9b80-41f5-9beb-01ccc00e8f96}" ma:internalName="TaxCatchAll" ma:showField="CatchAllData" ma:web="eceff961-cdc5-45c3-8ebb-455490387095">
       <xsd:complexType>
         <xsd:complexContent>
-          <xsd:extension base="dms:UserMulti">
+          <xsd:extension base="dms:MultiChoiceLookup">
             <xsd:sequence>
-              <xsd:element name="UserInfo" minOccurs="0" maxOccurs="unbounded">
-                <xsd:complexType>
-                  <xsd:sequence>
-                    <xsd:element name="DisplayName" type="xsd:string" minOccurs="0"/>
-                    <xsd:element name="AccountId" type="dms:UserId" minOccurs="0" nillable="true"/>
-                    <xsd:element name="AccountType" type="xsd:string" minOccurs="0"/>
-                  </xsd:sequence>
-                </xsd:complexType>
-              </xsd:element>
+              <xsd:element name="Value" type="dms:Lookup" maxOccurs="unbounded" minOccurs="0" nillable="true"/>
             </xsd:sequence>
           </xsd:extension>
         </xsd:complexContent>
@@ -15819,8 +15906,8 @@
         <xsd:element ref="dc:creator" minOccurs="0" maxOccurs="1"/>
         <xsd:element ref="dcterms:created" minOccurs="0" maxOccurs="1"/>
         <xsd:element ref="dc:identifier" minOccurs="0" maxOccurs="1"/>
-        <xsd:element name="contentType" minOccurs="0" maxOccurs="1" type="xsd:string" ma:index="0" ma:displayName="Content Type"/>
-        <xsd:element ref="dc:title" minOccurs="0" maxOccurs="1" ma:index="4" ma:displayName="Title"/>
+        <xsd:element name="contentType" minOccurs="0" maxOccurs="1" type="xsd:string" ma:index="0" ma:displayName="Innehållstyp"/>
+        <xsd:element ref="dc:title" minOccurs="0" maxOccurs="1" ma:index="4" ma:displayName="Rubrik"/>
         <xsd:element ref="dc:subject" minOccurs="0" maxOccurs="1"/>
         <xsd:element ref="dc:description" minOccurs="0" maxOccurs="1"/>
         <xsd:element name="keywords" minOccurs="0" maxOccurs="1" type="xsd:string"/>
@@ -15911,7 +15998,15 @@
 
 <file path=customXml/item4.xml><?xml version="1.0" encoding="utf-8"?>
 <p:properties xmlns:p="http://schemas.microsoft.com/office/2006/metadata/properties" xmlns:xsi="http://www.w3.org/2001/XMLSchema-instance" xmlns:pc="http://schemas.microsoft.com/office/infopath/2007/PartnerControls">
-  <documentManagement/>
+  <documentManagement>
+    <_ip_UnifiedCompliancePolicyUIAction xmlns="http://schemas.microsoft.com/sharepoint/v3" xsi:nil="true"/>
+    <lcf76f155ced4ddcb4097134ff3c332f xmlns="c5d94a20-3873-4c4b-9d8f-a47c73898d23">
+      <Terms xmlns="http://schemas.microsoft.com/office/infopath/2007/PartnerControls"/>
+    </lcf76f155ced4ddcb4097134ff3c332f>
+    <TaxCatchAll xmlns="f11c7b47-9a1a-426f-801a-3d5d725393d5" xsi:nil="true"/>
+    <_ip_UnifiedCompliancePolicyProperties xmlns="http://schemas.microsoft.com/sharepoint/v3" xsi:nil="true"/>
+    <Kommentar xmlns="c5d94a20-3873-4c4b-9d8f-a47c73898d23" xsi:nil="true"/>
+  </documentManagement>
 </p:properties>
 </file>
 
@@ -15936,22 +16031,7 @@
 </file>
 
 <file path=customXml/itemProps3.xml><?xml version="1.0" encoding="utf-8"?>
-<ds:datastoreItem xmlns:ds="http://schemas.openxmlformats.org/officeDocument/2006/customXml" ds:itemID="{25005751-08AF-4E81-9BBC-0BC1D38DDF0D}">
-  <ds:schemaRefs>
-    <ds:schemaRef ds:uri="http://schemas.microsoft.com/office/2006/metadata/contentType"/>
-    <ds:schemaRef ds:uri="http://schemas.microsoft.com/office/2006/metadata/properties/metaAttributes"/>
-    <ds:schemaRef ds:uri="http://www.w3.org/2001/XMLSchema"/>
-    <ds:schemaRef ds:uri="http://schemas.microsoft.com/office/2006/metadata/properties"/>
-    <ds:schemaRef ds:uri="http://schemas.microsoft.com/sharepoint/v3"/>
-    <ds:schemaRef ds:uri="130dd353-cb67-4292-b92f-89bfa799336f"/>
-    <ds:schemaRef ds:uri="http://schemas.microsoft.com/office/2006/documentManagement/types"/>
-    <ds:schemaRef ds:uri="http://schemas.microsoft.com/office/infopath/2007/PartnerControls"/>
-    <ds:schemaRef ds:uri="http://schemas.openxmlformats.org/package/2006/metadata/core-properties"/>
-    <ds:schemaRef ds:uri="http://purl.org/dc/elements/1.1/"/>
-    <ds:schemaRef ds:uri="http://purl.org/dc/terms/"/>
-    <ds:schemaRef ds:uri="http://schemas.microsoft.com/internal/obd"/>
-  </ds:schemaRefs>
-</ds:datastoreItem>
+<ds:datastoreItem xmlns:ds="http://schemas.openxmlformats.org/officeDocument/2006/customXml" ds:itemID="{F8FC9578-52AD-442F-80B9-EFE6C4CAFDA4}"/>
 </file>
 
 <file path=customXml/itemProps4.xml><?xml version="1.0" encoding="utf-8"?>
